--- a/swh/docx/09.content.docx
+++ b/swh/docx/09.content.docx
@@ -19,7 +19,7 @@
         <w:rPr>
           <w:lang w:val="sw_KE" w:bidi="sw_KE"/>
         </w:rPr>
-        <w:t>Resource: Maelezo ya Masomo - Machapisho ya Vitabu (Tyndale)</w:t>
+        <w:t>Resource: Tyndale Open Study Notes</w:t>
       </w:r>
       <w:r>
         <w:rPr>
@@ -112,7 +112,7 @@
         <w:rPr>
           <w:lang w:val="sw_KE" w:bidi="sw_KE"/>
         </w:rPr>
-        <w:t>Maelezo ya Masomo - Machapisho ya Vitabu (Tyndale)</w:t>
+        <w:t>Tyndale Open Study Notes</w:t>
       </w:r>
     </w:p>
     <w:p>

--- a/swh/docx/09.content.docx
+++ b/swh/docx/09.content.docx
@@ -19,7 +19,7 @@
         <w:rPr>
           <w:lang w:val="sw_KE" w:bidi="sw_KE"/>
         </w:rPr>
-        <w:t>Resource: Tyndale Open Study Notes</w:t>
+        <w:t>Resource: Aquifer Open Study Notes (Book Intros)</w:t>
       </w:r>
       <w:r>
         <w:rPr>
@@ -112,7 +112,7 @@
         <w:rPr>
           <w:lang w:val="sw_KE" w:bidi="sw_KE"/>
         </w:rPr>
-        <w:t>Tyndale Open Study Notes</w:t>
+        <w:t>Aquifer Open Study Notes (Book Intros)</w:t>
       </w:r>
     </w:p>
     <w:p>

--- a/swh/docx/09.content.docx
+++ b/swh/docx/09.content.docx
@@ -258,72 +258,48 @@
         </w:rPr>
         <w:t>Mose alikuwa ametabiri kwamba watu wa Israeli wangeomba mfalme awatawale (</w:t>
       </w:r>
-      <w:hyperlink r:id="rId13">
-        <w:r>
-          <w:rPr>
-            <w:lang w:val="sw_KE" w:bidi="sw_KE"/>
-          </w:rPr>
-          <w:rPr>
-            <w:color w:val="0000EE"/>
-            <w:u w:val="single"/>
-          </w:rPr>
-          <w:t>Kumb 17:14–20</w:t>
-        </w:r>
-      </w:hyperlink>
+      <w:r>
+        <w:rPr>
+          <w:lang w:val="sw_KE" w:bidi="sw_KE"/>
+        </w:rPr>
+        <w:t>Kumb 17:14–20</w:t>
+      </w:r>
       <w:r>
         <w:rPr>
           <w:lang w:val="sw_KE" w:bidi="sw_KE"/>
         </w:rPr>
         <w:t>). Mungu alieleza mahitaji ya mfalme (</w:t>
       </w:r>
-      <w:hyperlink r:id="rId14">
-        <w:r>
-          <w:rPr>
-            <w:lang w:val="sw_KE" w:bidi="sw_KE"/>
-          </w:rPr>
-          <w:rPr>
-            <w:color w:val="0000EE"/>
-            <w:u w:val="single"/>
-          </w:rPr>
-          <w:t>Kumb 17:15</w:t>
-        </w:r>
-      </w:hyperlink>
+      <w:r>
+        <w:rPr>
+          <w:lang w:val="sw_KE" w:bidi="sw_KE"/>
+        </w:rPr>
+        <w:t>Kumb 17:15</w:t>
+      </w:r>
       <w:r>
         <w:rPr>
           <w:lang w:val="sw_KE" w:bidi="sw_KE"/>
         </w:rPr>
         <w:t>), lakini pia alionya kuhusu maovu yanayohusiana na wafalme wa kibinadamu. Mfalme angependa kuwa na farasi wengi, wake wengi, na kiasi kikubwa cha dhahabu na fedha (</w:t>
       </w:r>
-      <w:hyperlink r:id="rId15">
-        <w:r>
-          <w:rPr>
-            <w:lang w:val="sw_KE" w:bidi="sw_KE"/>
-          </w:rPr>
-          <w:rPr>
-            <w:color w:val="0000EE"/>
-            <w:u w:val="single"/>
-          </w:rPr>
-          <w:t>Kumb 17:16–17</w:t>
-        </w:r>
-      </w:hyperlink>
+      <w:r>
+        <w:rPr>
+          <w:lang w:val="sw_KE" w:bidi="sw_KE"/>
+        </w:rPr>
+        <w:t>Kumb 17:16–17</w:t>
+      </w:r>
       <w:r>
         <w:rPr>
           <w:lang w:val="sw_KE" w:bidi="sw_KE"/>
         </w:rPr>
         <w:t>). Ili kupunguza mielekeo hii, Mungu aliamuru kwamba kila mfalme wa Israeli lazima asome sheria ya Mungu (</w:t>
       </w:r>
-      <w:hyperlink r:id="rId16">
-        <w:r>
-          <w:rPr>
-            <w:lang w:val="sw_KE" w:bidi="sw_KE"/>
-          </w:rPr>
-          <w:rPr>
-            <w:color w:val="0000EE"/>
-            <w:u w:val="single"/>
-          </w:rPr>
-          <w:t>Kumb 17:18–20</w:t>
-        </w:r>
-      </w:hyperlink>
+      <w:r>
+        <w:rPr>
+          <w:lang w:val="sw_KE" w:bidi="sw_KE"/>
+        </w:rPr>
+        <w:t>Kumb 17:18–20</w:t>
+      </w:r>
       <w:r>
         <w:rPr>
           <w:lang w:val="sw_KE" w:bidi="sw_KE"/>
@@ -344,18 +320,12 @@
         </w:rPr>
         <w:t xml:space="preserve">Katika siku za Waamuzi, makabila ya Israeli hayakuwa na umoja (tazama </w:t>
       </w:r>
-      <w:hyperlink r:id="rId17">
-        <w:r>
-          <w:rPr>
-            <w:lang w:val="sw_KE" w:bidi="sw_KE"/>
-          </w:rPr>
-          <w:rPr>
-            <w:color w:val="0000EE"/>
-            <w:u w:val="single"/>
-          </w:rPr>
-          <w:t>Amu 17–21</w:t>
-        </w:r>
-      </w:hyperlink>
+      <w:r>
+        <w:rPr>
+          <w:lang w:val="sw_KE" w:bidi="sw_KE"/>
+        </w:rPr>
+        <w:t>Amu 17–21</w:t>
+      </w:r>
       <w:r>
         <w:rPr>
           <w:lang w:val="sw_KE" w:bidi="sw_KE"/>
@@ -376,72 +346,48 @@
         </w:rPr>
         <w:t>Gideoni, ambaye alihukumu Israeli karibu miaka mia moja kabla ya wakati wa Samweli, alitenda kama mfalme. Gideoni alikataa mwaliko wa kuanzisha nasaba ya urithi (</w:t>
       </w:r>
-      <w:hyperlink r:id="rId18">
-        <w:r>
-          <w:rPr>
-            <w:lang w:val="sw_KE" w:bidi="sw_KE"/>
-          </w:rPr>
-          <w:rPr>
-            <w:color w:val="0000EE"/>
-            <w:u w:val="single"/>
-          </w:rPr>
-          <w:t>Amu 8:22–23</w:t>
-        </w:r>
-      </w:hyperlink>
+      <w:r>
+        <w:rPr>
+          <w:lang w:val="sw_KE" w:bidi="sw_KE"/>
+        </w:rPr>
+        <w:t>Amu 8:22–23</w:t>
+      </w:r>
       <w:r>
         <w:rPr>
           <w:lang w:val="sw_KE" w:bidi="sw_KE"/>
         </w:rPr>
         <w:t>), lakini alianza kutenda kama mfalme: Alikusanya dhahabu na kuitumia kujenga sanamu ya kidini (</w:t>
       </w:r>
-      <w:hyperlink r:id="rId19">
-        <w:r>
-          <w:rPr>
-            <w:lang w:val="sw_KE" w:bidi="sw_KE"/>
-          </w:rPr>
-          <w:rPr>
-            <w:color w:val="0000EE"/>
-            <w:u w:val="single"/>
-          </w:rPr>
-          <w:t>Amu 8:24–27</w:t>
-        </w:r>
-      </w:hyperlink>
+      <w:r>
+        <w:rPr>
+          <w:lang w:val="sw_KE" w:bidi="sw_KE"/>
+        </w:rPr>
+        <w:t>Amu 8:24–27</w:t>
+      </w:r>
       <w:r>
         <w:rPr>
           <w:lang w:val="sw_KE" w:bidi="sw_KE"/>
         </w:rPr>
         <w:t>), alioa wake wengi (</w:t>
       </w:r>
-      <w:hyperlink r:id="rId20">
-        <w:r>
-          <w:rPr>
-            <w:lang w:val="sw_KE" w:bidi="sw_KE"/>
-          </w:rPr>
-          <w:rPr>
-            <w:color w:val="0000EE"/>
-            <w:u w:val="single"/>
-          </w:rPr>
-          <w:t>Amu 8:30</w:t>
-        </w:r>
-      </w:hyperlink>
+      <w:r>
+        <w:rPr>
+          <w:lang w:val="sw_KE" w:bidi="sw_KE"/>
+        </w:rPr>
+        <w:t>Amu 8:30</w:t>
+      </w:r>
       <w:r>
         <w:rPr>
           <w:lang w:val="sw_KE" w:bidi="sw_KE"/>
         </w:rPr>
         <w:t>), na hata alimpa mmoja wa wanawe jina Abimeleki, ambalo linamaanisha “Baba yangu ni mfalme” (</w:t>
       </w:r>
-      <w:hyperlink r:id="rId21">
-        <w:r>
-          <w:rPr>
-            <w:lang w:val="sw_KE" w:bidi="sw_KE"/>
-          </w:rPr>
-          <w:rPr>
-            <w:color w:val="0000EE"/>
-            <w:u w:val="single"/>
-          </w:rPr>
-          <w:t>Amu 8:31</w:t>
-        </w:r>
-      </w:hyperlink>
+      <w:r>
+        <w:rPr>
+          <w:lang w:val="sw_KE" w:bidi="sw_KE"/>
+        </w:rPr>
+        <w:t>Amu 8:31</w:t>
+      </w:r>
       <w:r>
         <w:rPr>
           <w:lang w:val="sw_KE" w:bidi="sw_KE"/>
@@ -473,126 +419,84 @@
         </w:rPr>
         <w:t xml:space="preserve">Katika </w:t>
       </w:r>
-      <w:hyperlink r:id="rId22">
-        <w:r>
-          <w:rPr>
-            <w:lang w:val="sw_KE" w:bidi="sw_KE"/>
-          </w:rPr>
-          <w:rPr>
-            <w:color w:val="0000EE"/>
-            <w:u w:val="single"/>
-          </w:rPr>
-          <w:t>1 Samweli 1–7</w:t>
-        </w:r>
-      </w:hyperlink>
+      <w:r>
+        <w:rPr>
+          <w:lang w:val="sw_KE" w:bidi="sw_KE"/>
+        </w:rPr>
+        <w:t>1 Samweli 1–7</w:t>
+      </w:r>
       <w:r>
         <w:rPr>
           <w:lang w:val="sw_KE" w:bidi="sw_KE"/>
         </w:rPr>
         <w:t>, Samweli anaibuka kama mwamuzi na nabii wa Mungu. Samweli alizaliwa na mwanamke mcha Mungu aitwaye Hana, ambaye hapo awali hakuwa na watoto (</w:t>
       </w:r>
-      <w:hyperlink r:id="rId23">
-        <w:r>
-          <w:rPr>
-            <w:lang w:val="sw_KE" w:bidi="sw_KE"/>
-          </w:rPr>
-          <w:rPr>
-            <w:color w:val="0000EE"/>
-            <w:u w:val="single"/>
-          </w:rPr>
-          <w:t>1:1–23</w:t>
-        </w:r>
-      </w:hyperlink>
+      <w:r>
+        <w:rPr>
+          <w:lang w:val="sw_KE" w:bidi="sw_KE"/>
+        </w:rPr>
+        <w:t>1:1–23</w:t>
+      </w:r>
       <w:r>
         <w:rPr>
           <w:lang w:val="sw_KE" w:bidi="sw_KE"/>
         </w:rPr>
         <w:t>). Akiwa mtoto mdogo, Samweli, Mlawi, (</w:t>
       </w:r>
-      <w:hyperlink r:id="rId24">
-        <w:r>
-          <w:rPr>
-            <w:lang w:val="sw_KE" w:bidi="sw_KE"/>
-          </w:rPr>
-          <w:rPr>
-            <w:color w:val="0000EE"/>
-            <w:u w:val="single"/>
-          </w:rPr>
-          <w:t>1 Mambo ya Nyakati 6:33–34</w:t>
-        </w:r>
-      </w:hyperlink>
+      <w:r>
+        <w:rPr>
+          <w:lang w:val="sw_KE" w:bidi="sw_KE"/>
+        </w:rPr>
+        <w:t>1 Mambo ya Nyakati 6:33–34</w:t>
+      </w:r>
       <w:r>
         <w:rPr>
           <w:lang w:val="sw_KE" w:bidi="sw_KE"/>
         </w:rPr>
         <w:t>) alikua mwanafunzi katika hema chini ya usimamizi wa kuhani Eli (</w:t>
       </w:r>
-      <w:hyperlink r:id="rId25">
-        <w:r>
-          <w:rPr>
-            <w:lang w:val="sw_KE" w:bidi="sw_KE"/>
-          </w:rPr>
-          <w:rPr>
-            <w:color w:val="0000EE"/>
-            <w:u w:val="single"/>
-          </w:rPr>
-          <w:t>1:24–3:18</w:t>
-        </w:r>
-      </w:hyperlink>
+      <w:r>
+        <w:rPr>
+          <w:lang w:val="sw_KE" w:bidi="sw_KE"/>
+        </w:rPr>
+        <w:t>1:24–3:18</w:t>
+      </w:r>
       <w:r>
         <w:rPr>
           <w:lang w:val="sw_KE" w:bidi="sw_KE"/>
         </w:rPr>
         <w:t>). Ingawa labda alifundishwa kuwa msaidizi wa hema, Samweli badala yake alikua nabii mwenye sifa inayoongezeka (</w:t>
       </w:r>
-      <w:hyperlink r:id="rId26">
-        <w:r>
-          <w:rPr>
-            <w:lang w:val="sw_KE" w:bidi="sw_KE"/>
-          </w:rPr>
-          <w:rPr>
-            <w:color w:val="0000EE"/>
-            <w:u w:val="single"/>
-          </w:rPr>
-          <w:t>3:19–4:1</w:t>
-        </w:r>
-      </w:hyperlink>
+      <w:r>
+        <w:rPr>
+          <w:lang w:val="sw_KE" w:bidi="sw_KE"/>
+        </w:rPr>
+        <w:t>3:19–4:1</w:t>
+      </w:r>
       <w:r>
         <w:rPr>
           <w:lang w:val="sw_KE" w:bidi="sw_KE"/>
         </w:rPr>
         <w:t>a). Inaonekana, hakuwa maarufu katika maisha ya kitaifa ya Israeli wakati Wafilisti walipowasumbua Waisraeli na kuteka Sanduku la Agano (</w:t>
       </w:r>
-      <w:hyperlink r:id="rId27">
-        <w:r>
-          <w:rPr>
-            <w:lang w:val="sw_KE" w:bidi="sw_KE"/>
-          </w:rPr>
-          <w:rPr>
-            <w:color w:val="0000EE"/>
-            <w:u w:val="single"/>
-          </w:rPr>
-          <w:t>4:1–7:2</w:t>
-        </w:r>
-      </w:hyperlink>
+      <w:r>
+        <w:rPr>
+          <w:lang w:val="sw_KE" w:bidi="sw_KE"/>
+        </w:rPr>
+        <w:t>4:1–7:2</w:t>
+      </w:r>
       <w:r>
         <w:rPr>
           <w:lang w:val="sw_KE" w:bidi="sw_KE"/>
         </w:rPr>
         <w:t xml:space="preserve">), kwani hayupo katika simulizi hilo. Katika sura ya </w:t>
       </w:r>
-      <w:hyperlink r:id="rId28">
-        <w:r>
-          <w:rPr>
-            <w:lang w:val="sw_KE" w:bidi="sw_KE"/>
-          </w:rPr>
-          <w:rPr>
-            <w:color w:val="0000EE"/>
-            <w:u w:val="single"/>
-          </w:rPr>
-          <w:t>7</w:t>
-        </w:r>
-      </w:hyperlink>
+      <w:r>
+        <w:rPr>
+          <w:lang w:val="sw_KE" w:bidi="sw_KE"/>
+        </w:rPr>
+        <w:t>7</w:t>
+      </w:r>
       <w:r>
         <w:rPr>
           <w:lang w:val="sw_KE" w:bidi="sw_KE"/>
@@ -613,72 +517,48 @@
         </w:rPr>
         <w:t>Uongozi wa Samweli kama Mlawi, nabii, na mwamuzi ulienea katika nyanja zote za maisha ya umma. Hata hivyo, wanawe hawakuonyesha kustahili kuendeleza nafasi yake (</w:t>
       </w:r>
-      <w:hyperlink r:id="rId29">
-        <w:r>
-          <w:rPr>
-            <w:lang w:val="sw_KE" w:bidi="sw_KE"/>
-          </w:rPr>
-          <w:rPr>
-            <w:color w:val="0000EE"/>
-            <w:u w:val="single"/>
-          </w:rPr>
-          <w:t>8:1–3</w:t>
-        </w:r>
-      </w:hyperlink>
+      <w:r>
+        <w:rPr>
+          <w:lang w:val="sw_KE" w:bidi="sw_KE"/>
+        </w:rPr>
+        <w:t>8:1–3</w:t>
+      </w:r>
       <w:r>
         <w:rPr>
           <w:lang w:val="sw_KE" w:bidi="sw_KE"/>
         </w:rPr>
         <w:t>), hivyo Waisraeli walimwomba Samweli kuwateua mfalme wa kuwaongoza, kama mataifa mengine. Samweli alionyesha wazi upinzani wake (</w:t>
       </w:r>
-      <w:hyperlink r:id="rId30">
-        <w:r>
-          <w:rPr>
-            <w:lang w:val="sw_KE" w:bidi="sw_KE"/>
-          </w:rPr>
-          <w:rPr>
-            <w:color w:val="0000EE"/>
-            <w:u w:val="single"/>
-          </w:rPr>
-          <w:t>8:10–21</w:t>
-        </w:r>
-      </w:hyperlink>
+      <w:r>
+        <w:rPr>
+          <w:lang w:val="sw_KE" w:bidi="sw_KE"/>
+        </w:rPr>
+        <w:t>8:10–21</w:t>
+      </w:r>
       <w:r>
         <w:rPr>
           <w:lang w:val="sw_KE" w:bidi="sw_KE"/>
         </w:rPr>
         <w:t xml:space="preserve">), lakini Bwana alimwagiza Samweli kumtia mafuta Sauli kama mfalme (sura </w:t>
       </w:r>
-      <w:hyperlink r:id="rId31">
-        <w:r>
-          <w:rPr>
-            <w:lang w:val="sw_KE" w:bidi="sw_KE"/>
-          </w:rPr>
-          <w:rPr>
-            <w:color w:val="0000EE"/>
-            <w:u w:val="single"/>
-          </w:rPr>
-          <w:t>9–10</w:t>
-        </w:r>
-      </w:hyperlink>
+      <w:r>
+        <w:rPr>
+          <w:lang w:val="sw_KE" w:bidi="sw_KE"/>
+        </w:rPr>
+        <w:t>9–10</w:t>
+      </w:r>
       <w:r>
         <w:rPr>
           <w:lang w:val="sw_KE" w:bidi="sw_KE"/>
         </w:rPr>
         <w:t xml:space="preserve">). Katika hotuba yake ya kuaga, Samweli aliwakumbusha Waisraeli kuhusu nguvu na utunzaji wa Mungu kwao (sura </w:t>
       </w:r>
-      <w:hyperlink r:id="rId32">
-        <w:r>
-          <w:rPr>
-            <w:lang w:val="sw_KE" w:bidi="sw_KE"/>
-          </w:rPr>
-          <w:rPr>
-            <w:color w:val="0000EE"/>
-            <w:u w:val="single"/>
-          </w:rPr>
-          <w:t>12</w:t>
-        </w:r>
-      </w:hyperlink>
+      <w:r>
+        <w:rPr>
+          <w:lang w:val="sw_KE" w:bidi="sw_KE"/>
+        </w:rPr>
+        <w:t>12</w:t>
+      </w:r>
       <w:r>
         <w:rPr>
           <w:lang w:val="sw_KE" w:bidi="sw_KE"/>
@@ -699,108 +579,72 @@
         </w:rPr>
         <w:t xml:space="preserve">Hapo mwanzo, Sauli alikuwa mfalme mzuri. Alishinda Waamoni wa jirani na kuokoa mji wa Yabeshi-Gileadi kutoka kwenye maangamizi (ch </w:t>
       </w:r>
-      <w:hyperlink r:id="rId33">
-        <w:r>
-          <w:rPr>
-            <w:lang w:val="sw_KE" w:bidi="sw_KE"/>
-          </w:rPr>
-          <w:rPr>
-            <w:color w:val="0000EE"/>
-            <w:u w:val="single"/>
-          </w:rPr>
-          <w:t>11</w:t>
-        </w:r>
-      </w:hyperlink>
+      <w:r>
+        <w:rPr>
+          <w:lang w:val="sw_KE" w:bidi="sw_KE"/>
+        </w:rPr>
+        <w:t>11</w:t>
+      </w:r>
       <w:r>
         <w:rPr>
           <w:lang w:val="sw_KE" w:bidi="sw_KE"/>
         </w:rPr>
         <w:t xml:space="preserve">). Hata hivyo, Sauli hivi karibuni alionyesha, kwa kutotii kwake Mungu, kwamba hakuwa anastahili kuwa mfalme wa Israeli (chs </w:t>
       </w:r>
-      <w:hyperlink r:id="rId34">
-        <w:r>
-          <w:rPr>
-            <w:lang w:val="sw_KE" w:bidi="sw_KE"/>
-          </w:rPr>
-          <w:rPr>
-            <w:color w:val="0000EE"/>
-            <w:u w:val="single"/>
-          </w:rPr>
-          <w:t>13</w:t>
-        </w:r>
-      </w:hyperlink>
+      <w:r>
+        <w:rPr>
+          <w:lang w:val="sw_KE" w:bidi="sw_KE"/>
+        </w:rPr>
+        <w:t>13</w:t>
+      </w:r>
       <w:r>
         <w:rPr>
           <w:lang w:val="sw_KE" w:bidi="sw_KE"/>
         </w:rPr>
         <w:t xml:space="preserve">, </w:t>
       </w:r>
-      <w:hyperlink r:id="rId35">
-        <w:r>
-          <w:rPr>
-            <w:lang w:val="sw_KE" w:bidi="sw_KE"/>
-          </w:rPr>
-          <w:rPr>
-            <w:color w:val="0000EE"/>
-            <w:u w:val="single"/>
-          </w:rPr>
-          <w:t>15</w:t>
-        </w:r>
-      </w:hyperlink>
+      <w:r>
+        <w:rPr>
+          <w:lang w:val="sw_KE" w:bidi="sw_KE"/>
+        </w:rPr>
+        <w:t>15</w:t>
+      </w:r>
       <w:r>
         <w:rPr>
           <w:lang w:val="sw_KE" w:bidi="sw_KE"/>
         </w:rPr>
         <w:t>). Kinyume chake, mwana wa Sauli mwenye heshima, Yonathani, alionekana kuwa mrithi bora (</w:t>
       </w:r>
-      <w:hyperlink r:id="rId36">
-        <w:r>
-          <w:rPr>
-            <w:lang w:val="sw_KE" w:bidi="sw_KE"/>
-          </w:rPr>
-          <w:rPr>
-            <w:color w:val="0000EE"/>
-            <w:u w:val="single"/>
-          </w:rPr>
-          <w:t>14:1–52</w:t>
-        </w:r>
-      </w:hyperlink>
+      <w:r>
+        <w:rPr>
+          <w:lang w:val="sw_KE" w:bidi="sw_KE"/>
+        </w:rPr>
+        <w:t>14:1–52</w:t>
+      </w:r>
       <w:r>
         <w:rPr>
           <w:lang w:val="sw_KE" w:bidi="sw_KE"/>
         </w:rPr>
         <w:t xml:space="preserve">). Lakini Yonathani hangeweza kumrithi Sauli, kwa sababu Mungu alikuwa na mipango tofauti (chs </w:t>
       </w:r>
-      <w:hyperlink r:id="rId37">
-        <w:r>
-          <w:rPr>
-            <w:lang w:val="sw_KE" w:bidi="sw_KE"/>
-          </w:rPr>
-          <w:rPr>
-            <w:color w:val="0000EE"/>
-            <w:u w:val="single"/>
-          </w:rPr>
-          <w:t>16–31</w:t>
-        </w:r>
-      </w:hyperlink>
+      <w:r>
+        <w:rPr>
+          <w:lang w:val="sw_KE" w:bidi="sw_KE"/>
+        </w:rPr>
+        <w:t>16–31</w:t>
+      </w:r>
       <w:r>
         <w:rPr>
           <w:lang w:val="sw_KE" w:bidi="sw_KE"/>
         </w:rPr>
         <w:t>). Mungu alimwagiza Samweli kumtia mafuta Daudi kwa siri kama mrithi wa Sauli wakati Sauli bado alikuwa mfalme (</w:t>
       </w:r>
-      <w:hyperlink r:id="rId38">
-        <w:r>
-          <w:rPr>
-            <w:lang w:val="sw_KE" w:bidi="sw_KE"/>
-          </w:rPr>
-          <w:rPr>
-            <w:color w:val="0000EE"/>
-            <w:u w:val="single"/>
-          </w:rPr>
-          <w:t>16:1–13</w:t>
-        </w:r>
-      </w:hyperlink>
+      <w:r>
+        <w:rPr>
+          <w:lang w:val="sw_KE" w:bidi="sw_KE"/>
+        </w:rPr>
+        <w:t>16:1–13</w:t>
+      </w:r>
       <w:r>
         <w:rPr>
           <w:lang w:val="sw_KE" w:bidi="sw_KE"/>
@@ -821,108 +665,72 @@
         </w:rPr>
         <w:t>Uhusiano wa Sauli na Daudi ulianza vizuri, hasa kutokana na vipaji vya muziki vya Daudi (</w:t>
       </w:r>
-      <w:hyperlink r:id="rId39">
-        <w:r>
-          <w:rPr>
-            <w:lang w:val="sw_KE" w:bidi="sw_KE"/>
-          </w:rPr>
-          <w:rPr>
-            <w:color w:val="0000EE"/>
-            <w:u w:val="single"/>
-          </w:rPr>
-          <w:t>16:14–23</w:t>
-        </w:r>
-      </w:hyperlink>
+      <w:r>
+        <w:rPr>
+          <w:lang w:val="sw_KE" w:bidi="sw_KE"/>
+        </w:rPr>
+        <w:t>16:14–23</w:t>
+      </w:r>
       <w:r>
         <w:rPr>
           <w:lang w:val="sw_KE" w:bidi="sw_KE"/>
         </w:rPr>
         <w:t>). Hata hivyo, mafanikio ya Daudi dhidi ya Goliathi (</w:t>
       </w:r>
-      <w:hyperlink r:id="rId40">
-        <w:r>
-          <w:rPr>
-            <w:lang w:val="sw_KE" w:bidi="sw_KE"/>
-          </w:rPr>
-          <w:rPr>
-            <w:color w:val="0000EE"/>
-            <w:u w:val="single"/>
-          </w:rPr>
-          <w:t>17:1–58</w:t>
-        </w:r>
-      </w:hyperlink>
+      <w:r>
+        <w:rPr>
+          <w:lang w:val="sw_KE" w:bidi="sw_KE"/>
+        </w:rPr>
+        <w:t>17:1–58</w:t>
+      </w:r>
       <w:r>
         <w:rPr>
           <w:lang w:val="sw_KE" w:bidi="sw_KE"/>
         </w:rPr>
         <w:t>) yalimfanya Sauli awe na wivu (</w:t>
       </w:r>
-      <w:hyperlink r:id="rId41">
-        <w:r>
-          <w:rPr>
-            <w:lang w:val="sw_KE" w:bidi="sw_KE"/>
-          </w:rPr>
-          <w:rPr>
-            <w:color w:val="0000EE"/>
-            <w:u w:val="single"/>
-          </w:rPr>
-          <w:t>18:6–16</w:t>
-        </w:r>
-      </w:hyperlink>
+      <w:r>
+        <w:rPr>
+          <w:lang w:val="sw_KE" w:bidi="sw_KE"/>
+        </w:rPr>
+        <w:t>18:6–16</w:t>
+      </w:r>
       <w:r>
         <w:rPr>
           <w:lang w:val="sw_KE" w:bidi="sw_KE"/>
         </w:rPr>
         <w:t>), na Sauli alijaribu kuondoa tishio ambalo Daudi alileta kwa ufalme wake. Alimleta Daudi katika familia yake kupitia ndoa ili kupata nafasi zaidi za kumuua (</w:t>
       </w:r>
-      <w:hyperlink r:id="rId42">
-        <w:r>
-          <w:rPr>
-            <w:lang w:val="sw_KE" w:bidi="sw_KE"/>
-          </w:rPr>
-          <w:rPr>
-            <w:color w:val="0000EE"/>
-            <w:u w:val="single"/>
-          </w:rPr>
-          <w:t>18:17–29</w:t>
-        </w:r>
-      </w:hyperlink>
+      <w:r>
+        <w:rPr>
+          <w:lang w:val="sw_KE" w:bidi="sw_KE"/>
+        </w:rPr>
+        <w:t>18:17–29</w:t>
+      </w:r>
       <w:r>
         <w:rPr>
           <w:lang w:val="sw_KE" w:bidi="sw_KE"/>
         </w:rPr>
         <w:t>). Alimshambulia Daudi moja kwa moja (</w:t>
       </w:r>
-      <w:hyperlink r:id="rId43">
-        <w:r>
-          <w:rPr>
-            <w:lang w:val="sw_KE" w:bidi="sw_KE"/>
-          </w:rPr>
-          <w:rPr>
-            <w:color w:val="0000EE"/>
-            <w:u w:val="single"/>
-          </w:rPr>
-          <w:t>19:1–10</w:t>
-        </w:r>
-      </w:hyperlink>
+      <w:r>
+        <w:rPr>
+          <w:lang w:val="sw_KE" w:bidi="sw_KE"/>
+        </w:rPr>
+        <w:t>19:1–10</w:t>
+      </w:r>
       <w:r>
         <w:rPr>
           <w:lang w:val="sw_KE" w:bidi="sw_KE"/>
         </w:rPr>
         <w:t xml:space="preserve">) na akawaua wale waliomsaidia Daudi (chs </w:t>
       </w:r>
-      <w:hyperlink r:id="rId44">
-        <w:r>
-          <w:rPr>
-            <w:lang w:val="sw_KE" w:bidi="sw_KE"/>
-          </w:rPr>
-          <w:rPr>
-            <w:color w:val="0000EE"/>
-            <w:u w:val="single"/>
-          </w:rPr>
-          <w:t>21–22</w:t>
-        </w:r>
-      </w:hyperlink>
+      <w:r>
+        <w:rPr>
+          <w:lang w:val="sw_KE" w:bidi="sw_KE"/>
+        </w:rPr>
+        <w:t>21–22</w:t>
+      </w:r>
       <w:r>
         <w:rPr>
           <w:lang w:val="sw_KE" w:bidi="sw_KE"/>
@@ -943,36 +751,24 @@
         </w:rPr>
         <w:t>Sauli na Yonathani wote walifariki vitani dhidi ya Wafilisti (</w:t>
       </w:r>
-      <w:hyperlink r:id="rId45">
-        <w:r>
-          <w:rPr>
-            <w:lang w:val="sw_KE" w:bidi="sw_KE"/>
-          </w:rPr>
-          <w:rPr>
-            <w:color w:val="0000EE"/>
-            <w:u w:val="single"/>
-          </w:rPr>
-          <w:t>31:1–6</w:t>
-        </w:r>
-      </w:hyperlink>
+      <w:r>
+        <w:rPr>
+          <w:lang w:val="sw_KE" w:bidi="sw_KE"/>
+        </w:rPr>
+        <w:t>31:1–6</w:t>
+      </w:r>
       <w:r>
         <w:rPr>
           <w:lang w:val="sw_KE" w:bidi="sw_KE"/>
         </w:rPr>
         <w:t xml:space="preserve">). Hii ilimfungulia Daudi njia ya kuanza utawala wake, ingawa bado kulikuwa na changamoto zaidi (tazama </w:t>
       </w:r>
-      <w:hyperlink r:id="rId46">
-        <w:r>
-          <w:rPr>
-            <w:lang w:val="sw_KE" w:bidi="sw_KE"/>
-          </w:rPr>
-          <w:rPr>
-            <w:color w:val="0000EE"/>
-            <w:u w:val="single"/>
-          </w:rPr>
-          <w:t>2 Sam 1:1–5:5</w:t>
-        </w:r>
-      </w:hyperlink>
+      <w:r>
+        <w:rPr>
+          <w:lang w:val="sw_KE" w:bidi="sw_KE"/>
+        </w:rPr>
+        <w:t>2 Sam 1:1–5:5</w:t>
+      </w:r>
       <w:r>
         <w:rPr>
           <w:lang w:val="sw_KE" w:bidi="sw_KE"/>
@@ -1004,18 +800,12 @@
         </w:rPr>
         <w:t xml:space="preserve">Kichwa "Samweli" kinatokana na jukumu muhimu alilolicheza Samweli katika mabadiliko ya Israeli kuwa ufalme, si kutokana na uandishi wa kitabu hicho. Samweli angeweza kuandika sehemu za 1 Samweli, lakini hangeweza kuandika sehemu yoyote ya 2 Samweli, kwani kifo chake kimeandikwa katika </w:t>
       </w:r>
-      <w:hyperlink r:id="rId47">
-        <w:r>
-          <w:rPr>
-            <w:lang w:val="sw_KE" w:bidi="sw_KE"/>
-          </w:rPr>
-          <w:rPr>
-            <w:color w:val="0000EE"/>
-            <w:u w:val="single"/>
-          </w:rPr>
-          <w:t>1 Samweli 25:1</w:t>
-        </w:r>
-      </w:hyperlink>
+      <w:r>
+        <w:rPr>
+          <w:lang w:val="sw_KE" w:bidi="sw_KE"/>
+        </w:rPr>
+        <w:t>1 Samweli 25:1</w:t>
+      </w:r>
       <w:r>
         <w:rPr>
           <w:lang w:val="sw_KE" w:bidi="sw_KE"/>
@@ -1061,18 +851,12 @@
         </w:rPr>
         <w:t>Baadhi ya wasomi wanadai kwamba 1–2 Samweli (pamoja na 1–2 Wafalme, ambavyo awali vilikuwa kitabu kimoja) ziliundwa kutoka kwa vyanzo mbalimbali wakati au baada ya Uhamisho wa Babeli (586–538 Kabla ya Kristo (KK). Bila shaka, vyanzo vingi vilitumika katika 1–2 Samweli—kwa mfano, Samweli, Nathani, na Gadi wote waliandika matukio kutoka kwa maisha ya Daudi (</w:t>
       </w:r>
-      <w:hyperlink r:id="rId48">
-        <w:r>
-          <w:rPr>
-            <w:lang w:val="sw_KE" w:bidi="sw_KE"/>
-          </w:rPr>
-          <w:rPr>
-            <w:color w:val="0000EE"/>
-            <w:u w:val="single"/>
-          </w:rPr>
-          <w:t>1 Mambo ya Nyakati 29:29</w:t>
-        </w:r>
-      </w:hyperlink>
+      <w:r>
+        <w:rPr>
+          <w:lang w:val="sw_KE" w:bidi="sw_KE"/>
+        </w:rPr>
+        <w:t>1 Mambo ya Nyakati 29:29</w:t>
+      </w:r>
       <w:r>
         <w:rPr>
           <w:lang w:val="sw_KE" w:bidi="sw_KE"/>
@@ -1143,72 +927,48 @@
         </w:rPr>
         <w:t xml:space="preserve">Msisitizo juu ya ufalme katika 1 Samweli kwanza unaonekana katika sala ya Hana (tazama </w:t>
       </w:r>
-      <w:hyperlink r:id="rId49">
-        <w:r>
-          <w:rPr>
-            <w:lang w:val="sw_KE" w:bidi="sw_KE"/>
-          </w:rPr>
-          <w:rPr>
-            <w:color w:val="0000EE"/>
-            <w:u w:val="single"/>
-          </w:rPr>
-          <w:t>2:10</w:t>
-        </w:r>
-      </w:hyperlink>
+      <w:r>
+        <w:rPr>
+          <w:lang w:val="sw_KE" w:bidi="sw_KE"/>
+        </w:rPr>
+        <w:t>2:10</w:t>
+      </w:r>
       <w:r>
         <w:rPr>
           <w:lang w:val="sw_KE" w:bidi="sw_KE"/>
         </w:rPr>
         <w:t>). Wazo kwamba Israeli ingekuwa na mfalme lilikuwa la zamani kama ahadi ya Mungu kwa Abrahamu na Sara (</w:t>
       </w:r>
-      <w:hyperlink r:id="rId50">
-        <w:r>
-          <w:rPr>
-            <w:lang w:val="sw_KE" w:bidi="sw_KE"/>
-          </w:rPr>
-          <w:rPr>
-            <w:color w:val="0000EE"/>
-            <w:u w:val="single"/>
-          </w:rPr>
-          <w:t>Mwa 17:6</w:t>
-        </w:r>
-      </w:hyperlink>
+      <w:r>
+        <w:rPr>
+          <w:lang w:val="sw_KE" w:bidi="sw_KE"/>
+        </w:rPr>
+        <w:t>Mwa 17:6</w:t>
+      </w:r>
       <w:r>
         <w:rPr>
           <w:lang w:val="sw_KE" w:bidi="sw_KE"/>
         </w:rPr>
         <w:t xml:space="preserve">, </w:t>
       </w:r>
-      <w:hyperlink r:id="rId51">
-        <w:r>
-          <w:rPr>
-            <w:lang w:val="sw_KE" w:bidi="sw_KE"/>
-          </w:rPr>
-          <w:rPr>
-            <w:color w:val="0000EE"/>
-            <w:u w:val="single"/>
-          </w:rPr>
-          <w:t>16</w:t>
-        </w:r>
-      </w:hyperlink>
+      <w:r>
+        <w:rPr>
+          <w:lang w:val="sw_KE" w:bidi="sw_KE"/>
+        </w:rPr>
+        <w:t>16</w:t>
+      </w:r>
       <w:r>
         <w:rPr>
           <w:lang w:val="sw_KE" w:bidi="sw_KE"/>
         </w:rPr>
         <w:t xml:space="preserve">). Mungu hakutoa amri wala kukataza ufalme, bali alieleza tu mambo ambayo wafalme wa Israeli wanapaswa kujiepusha nayo (tazama </w:t>
       </w:r>
-      <w:hyperlink r:id="rId13">
-        <w:r>
-          <w:rPr>
-            <w:lang w:val="sw_KE" w:bidi="sw_KE"/>
-          </w:rPr>
-          <w:rPr>
-            <w:color w:val="0000EE"/>
-            <w:u w:val="single"/>
-          </w:rPr>
-          <w:t>Kumb 17:14–20</w:t>
-        </w:r>
-      </w:hyperlink>
+      <w:r>
+        <w:rPr>
+          <w:lang w:val="sw_KE" w:bidi="sw_KE"/>
+        </w:rPr>
+        <w:t>Kumb 17:14–20</w:t>
+      </w:r>
       <w:r>
         <w:rPr>
           <w:lang w:val="sw_KE" w:bidi="sw_KE"/>
@@ -1229,18 +989,12 @@
         </w:rPr>
         <w:t xml:space="preserve">Wakati wa kipindi cha Waamuzi, Israeli iliharibika sana kiroho na kitaifa. Uharibifu huu wa polepole unafikia kilele kibaya katika </w:t>
       </w:r>
-      <w:hyperlink r:id="rId17">
-        <w:r>
-          <w:rPr>
-            <w:lang w:val="sw_KE" w:bidi="sw_KE"/>
-          </w:rPr>
-          <w:rPr>
-            <w:color w:val="0000EE"/>
-            <w:u w:val="single"/>
-          </w:rPr>
-          <w:t>Waamuzi 17–21</w:t>
-        </w:r>
-      </w:hyperlink>
+      <w:r>
+        <w:rPr>
+          <w:lang w:val="sw_KE" w:bidi="sw_KE"/>
+        </w:rPr>
+        <w:t>Waamuzi 17–21</w:t>
+      </w:r>
       <w:r>
         <w:rPr>
           <w:lang w:val="sw_KE" w:bidi="sw_KE"/>
@@ -1261,90 +1015,60 @@
         </w:rPr>
         <w:t>Ikiwa jukumu la mfalme lilikuwa kusimamia agano (</w:t>
       </w:r>
-      <w:hyperlink r:id="rId16">
-        <w:r>
-          <w:rPr>
-            <w:lang w:val="sw_KE" w:bidi="sw_KE"/>
-          </w:rPr>
-          <w:rPr>
-            <w:color w:val="0000EE"/>
-            <w:u w:val="single"/>
-          </w:rPr>
-          <w:t>Kumb 17:18–20</w:t>
-        </w:r>
-      </w:hyperlink>
+      <w:r>
+        <w:rPr>
+          <w:lang w:val="sw_KE" w:bidi="sw_KE"/>
+        </w:rPr>
+        <w:t>Kumb 17:18–20</w:t>
+      </w:r>
       <w:r>
         <w:rPr>
           <w:lang w:val="sw_KE" w:bidi="sw_KE"/>
         </w:rPr>
         <w:t>), jukumu la nabii lilikuwa kufasiri masharti yake. Kwa sababu hii, nabii Samweli alitetea madai yake yaliyoidhinishwa na Mungu juu ya wafalme kwa bidii takatifu. Samweli hakuweka mafuta tu kwa wafalme wawili wa kwanza wa Israeli (</w:t>
       </w:r>
-      <w:hyperlink r:id="rId52">
-        <w:r>
-          <w:rPr>
-            <w:lang w:val="sw_KE" w:bidi="sw_KE"/>
-          </w:rPr>
-          <w:rPr>
-            <w:color w:val="0000EE"/>
-            <w:u w:val="single"/>
-          </w:rPr>
-          <w:t>1 Sam 10:1</w:t>
-        </w:r>
-      </w:hyperlink>
+      <w:r>
+        <w:rPr>
+          <w:lang w:val="sw_KE" w:bidi="sw_KE"/>
+        </w:rPr>
+        <w:t>1 Sam 10:1</w:t>
+      </w:r>
       <w:r>
         <w:rPr>
           <w:lang w:val="sw_KE" w:bidi="sw_KE"/>
         </w:rPr>
         <w:t xml:space="preserve">; </w:t>
       </w:r>
-      <w:hyperlink r:id="rId53">
-        <w:r>
-          <w:rPr>
-            <w:lang w:val="sw_KE" w:bidi="sw_KE"/>
-          </w:rPr>
-          <w:rPr>
-            <w:color w:val="0000EE"/>
-            <w:u w:val="single"/>
-          </w:rPr>
-          <w:t>16:13</w:t>
-        </w:r>
-      </w:hyperlink>
+      <w:r>
+        <w:rPr>
+          <w:lang w:val="sw_KE" w:bidi="sw_KE"/>
+        </w:rPr>
+        <w:t>16:13</w:t>
+      </w:r>
       <w:r>
         <w:rPr>
           <w:lang w:val="sw_KE" w:bidi="sw_KE"/>
         </w:rPr>
         <w:t>), lakini pia alilazimika kumkemea mfalme alipovuka mipaka ya agano (</w:t>
       </w:r>
-      <w:hyperlink r:id="rId54">
-        <w:r>
-          <w:rPr>
-            <w:lang w:val="sw_KE" w:bidi="sw_KE"/>
-          </w:rPr>
-          <w:rPr>
-            <w:color w:val="0000EE"/>
-            <w:u w:val="single"/>
-          </w:rPr>
-          <w:t>13:8–15</w:t>
-        </w:r>
-      </w:hyperlink>
+      <w:r>
+        <w:rPr>
+          <w:lang w:val="sw_KE" w:bidi="sw_KE"/>
+        </w:rPr>
+        <w:t>13:8–15</w:t>
+      </w:r>
       <w:r>
         <w:rPr>
           <w:lang w:val="sw_KE" w:bidi="sw_KE"/>
         </w:rPr>
         <w:t xml:space="preserve">; </w:t>
       </w:r>
-      <w:hyperlink r:id="rId55">
-        <w:r>
-          <w:rPr>
-            <w:lang w:val="sw_KE" w:bidi="sw_KE"/>
-          </w:rPr>
-          <w:rPr>
-            <w:color w:val="0000EE"/>
-            <w:u w:val="single"/>
-          </w:rPr>
-          <w:t>15:10–33</w:t>
-        </w:r>
-      </w:hyperlink>
+      <w:r>
+        <w:rPr>
+          <w:lang w:val="sw_KE" w:bidi="sw_KE"/>
+        </w:rPr>
+        <w:t>15:10–33</w:t>
+      </w:r>
       <w:r>
         <w:rPr>
           <w:lang w:val="sw_KE" w:bidi="sw_KE"/>
@@ -1379,108 +1103,72 @@
         </w:rPr>
         <w:t xml:space="preserve">Licha ya changamoto kubwa za enzi ya Waamuzi na ufalme wa mapema, udhibiti wa Mungu juu ya historia ya Israeli unaonyeshwa kwa njia kadhaa: (1) Mwanamke aliyekuwa tasa alizaa Samweli, ambaye alikuwa wakala wa Mungu katika mabadiliko ya ufalme (sura </w:t>
       </w:r>
-      <w:hyperlink r:id="rId56">
-        <w:r>
-          <w:rPr>
-            <w:lang w:val="sw_KE" w:bidi="sw_KE"/>
-          </w:rPr>
-          <w:rPr>
-            <w:color w:val="0000EE"/>
-            <w:u w:val="single"/>
-          </w:rPr>
-          <w:t>1</w:t>
-        </w:r>
-      </w:hyperlink>
+      <w:r>
+        <w:rPr>
+          <w:lang w:val="sw_KE" w:bidi="sw_KE"/>
+        </w:rPr>
+        <w:t>1</w:t>
+      </w:r>
       <w:r>
         <w:rPr>
           <w:lang w:val="sw_KE" w:bidi="sw_KE"/>
         </w:rPr>
         <w:t xml:space="preserve">); (2) ushindi wa Mfilisti uliokuwa wa kutisha uligeuka kuwa kushindwa kwa Mfilisti bila ushiriki wa kibinadamu (sura </w:t>
       </w:r>
-      <w:hyperlink r:id="rId57">
-        <w:r>
-          <w:rPr>
-            <w:lang w:val="sw_KE" w:bidi="sw_KE"/>
-          </w:rPr>
-          <w:rPr>
-            <w:color w:val="0000EE"/>
-            <w:u w:val="single"/>
-          </w:rPr>
-          <w:t>4–6</w:t>
-        </w:r>
-      </w:hyperlink>
+      <w:r>
+        <w:rPr>
+          <w:lang w:val="sw_KE" w:bidi="sw_KE"/>
+        </w:rPr>
+        <w:t>4–6</w:t>
+      </w:r>
       <w:r>
         <w:rPr>
           <w:lang w:val="sw_KE" w:bidi="sw_KE"/>
         </w:rPr>
         <w:t xml:space="preserve">); (3) mfalme ambaye watu walidai akawa mpakwa mafuta wa Mungu (sura </w:t>
       </w:r>
-      <w:hyperlink r:id="rId58">
-        <w:r>
-          <w:rPr>
-            <w:lang w:val="sw_KE" w:bidi="sw_KE"/>
-          </w:rPr>
-          <w:rPr>
-            <w:color w:val="0000EE"/>
-            <w:u w:val="single"/>
-          </w:rPr>
-          <w:t>8–10</w:t>
-        </w:r>
-      </w:hyperlink>
+      <w:r>
+        <w:rPr>
+          <w:lang w:val="sw_KE" w:bidi="sw_KE"/>
+        </w:rPr>
+        <w:t>8–10</w:t>
+      </w:r>
       <w:r>
         <w:rPr>
           <w:lang w:val="sw_KE" w:bidi="sw_KE"/>
         </w:rPr>
         <w:t xml:space="preserve">); (4) mfalme huyu alikataliwa na Mungu kwa sababu ya kutokuwa mwaminifu kwake (sura </w:t>
       </w:r>
-      <w:hyperlink r:id="rId34">
-        <w:r>
-          <w:rPr>
-            <w:lang w:val="sw_KE" w:bidi="sw_KE"/>
-          </w:rPr>
-          <w:rPr>
-            <w:color w:val="0000EE"/>
-            <w:u w:val="single"/>
-          </w:rPr>
-          <w:t>13</w:t>
-        </w:r>
-      </w:hyperlink>
+      <w:r>
+        <w:rPr>
+          <w:lang w:val="sw_KE" w:bidi="sw_KE"/>
+        </w:rPr>
+        <w:t>13</w:t>
+      </w:r>
       <w:r>
         <w:rPr>
           <w:lang w:val="sw_KE" w:bidi="sw_KE"/>
         </w:rPr>
         <w:t xml:space="preserve">, </w:t>
       </w:r>
-      <w:hyperlink r:id="rId35">
-        <w:r>
-          <w:rPr>
-            <w:lang w:val="sw_KE" w:bidi="sw_KE"/>
-          </w:rPr>
-          <w:rPr>
-            <w:color w:val="0000EE"/>
-            <w:u w:val="single"/>
-          </w:rPr>
-          <w:t>15</w:t>
-        </w:r>
-      </w:hyperlink>
+      <w:r>
+        <w:rPr>
+          <w:lang w:val="sw_KE" w:bidi="sw_KE"/>
+        </w:rPr>
+        <w:t>15</w:t>
+      </w:r>
       <w:r>
         <w:rPr>
           <w:lang w:val="sw_KE" w:bidi="sw_KE"/>
         </w:rPr>
         <w:t xml:space="preserve">); na (5) mwana wa nane wa familia isiyojulikana, mtu mwenye moyo kama wa Mungu mwenyewe, alichaguliwa kama mfalme wa baadaye wa Israeli (sura </w:t>
       </w:r>
-      <w:hyperlink r:id="rId59">
-        <w:r>
-          <w:rPr>
-            <w:lang w:val="sw_KE" w:bidi="sw_KE"/>
-          </w:rPr>
-          <w:rPr>
-            <w:color w:val="0000EE"/>
-            <w:u w:val="single"/>
-          </w:rPr>
-          <w:t>16</w:t>
-        </w:r>
-      </w:hyperlink>
+      <w:r>
+        <w:rPr>
+          <w:lang w:val="sw_KE" w:bidi="sw_KE"/>
+        </w:rPr>
+        <w:t>16</w:t>
+      </w:r>
       <w:r>
         <w:rPr>
           <w:lang w:val="sw_KE" w:bidi="sw_KE"/>
@@ -1501,54 +1189,36 @@
         </w:rPr>
         <w:t>Tofauti na utawala wa Sauli, ufalme wa Daudi juu ya Israeli ulidumu, na mmoja wa wazao wake baadaye akawa Mfalme mkuu wa ulimwengu wote. Yesu ndiye mrithi wa mwisho wa kiti cha enzi cha Daudi (</w:t>
       </w:r>
-      <w:hyperlink r:id="rId60">
-        <w:r>
-          <w:rPr>
-            <w:lang w:val="sw_KE" w:bidi="sw_KE"/>
-          </w:rPr>
-          <w:rPr>
-            <w:color w:val="0000EE"/>
-            <w:u w:val="single"/>
-          </w:rPr>
-          <w:t>Yohana 7:42</w:t>
-        </w:r>
-      </w:hyperlink>
+      <w:r>
+        <w:rPr>
+          <w:lang w:val="sw_KE" w:bidi="sw_KE"/>
+        </w:rPr>
+        <w:t>Yohana 7:42</w:t>
+      </w:r>
       <w:r>
         <w:rPr>
           <w:lang w:val="sw_KE" w:bidi="sw_KE"/>
         </w:rPr>
         <w:t xml:space="preserve">; </w:t>
       </w:r>
-      <w:hyperlink r:id="rId61">
-        <w:r>
-          <w:rPr>
-            <w:lang w:val="sw_KE" w:bidi="sw_KE"/>
-          </w:rPr>
-          <w:rPr>
-            <w:color w:val="0000EE"/>
-            <w:u w:val="single"/>
-          </w:rPr>
-          <w:t>Ufu 5:5</w:t>
-        </w:r>
-      </w:hyperlink>
+      <w:r>
+        <w:rPr>
+          <w:lang w:val="sw_KE" w:bidi="sw_KE"/>
+        </w:rPr>
+        <w:t>Ufu 5:5</w:t>
+      </w:r>
       <w:r>
         <w:rPr>
           <w:lang w:val="sw_KE" w:bidi="sw_KE"/>
         </w:rPr>
         <w:t xml:space="preserve">; </w:t>
       </w:r>
-      <w:hyperlink r:id="rId62">
-        <w:r>
-          <w:rPr>
-            <w:lang w:val="sw_KE" w:bidi="sw_KE"/>
-          </w:rPr>
-          <w:rPr>
-            <w:color w:val="0000EE"/>
-            <w:u w:val="single"/>
-          </w:rPr>
-          <w:t>11:15</w:t>
-        </w:r>
-      </w:hyperlink>
+      <w:r>
+        <w:rPr>
+          <w:lang w:val="sw_KE" w:bidi="sw_KE"/>
+        </w:rPr>
+        <w:t>11:15</w:t>
+      </w:r>
       <w:r>
         <w:rPr>
           <w:lang w:val="sw_KE" w:bidi="sw_KE"/>
